--- a/paper/out/manuscript.docx
+++ b/paper/out/manuscript.docx
@@ -5259,7 +5259,7 @@
           <w:rPr>
             <w:rStyle w:val="Hyperlink"/>
           </w:rPr>
-          <w:t xml:space="preserve">https://doi.org/10.5281/zenodo.21864042</w:t>
+          <w:t xml:space="preserve">https://doi.org/10.5281/zenodo.21864041</w:t>
         </w:r>
       </w:hyperlink>
       <w:r>
@@ -10291,7 +10291,7 @@
           <w:rPr>
             <w:rStyle w:val="Hyperlink"/>
           </w:rPr>
-          <w:t xml:space="preserve">https://doi.org/10.5281/zenodo.21864042</w:t>
+          <w:t xml:space="preserve">https://doi.org/10.5281/zenodo.21864041</w:t>
         </w:r>
       </w:hyperlink>
       <w:r>

--- a/paper/out/manuscript.docx
+++ b/paper/out/manuscript.docx
@@ -8579,7 +8579,7 @@
     </w:tbl>
     <w:bookmarkEnd w:id="34"/>
     <w:bookmarkEnd w:id="35"/>
-    <w:bookmarkStart w:id="100" w:name="app:prompts"/>
+    <w:bookmarkStart w:id="53" w:name="app:prompts"/>
     <w:p>
       <w:pPr>
         <w:pStyle w:val="Heading1"/>
@@ -9316,7 +9316,7 @@
     </w:p>
     <w:bookmarkEnd w:id="45"/>
     <w:bookmarkEnd w:id="46"/>
-    <w:bookmarkStart w:id="99" w:name="app:placebo"/>
+    <w:bookmarkStart w:id="52" w:name="app:placebo"/>
     <w:p>
       <w:pPr>
         <w:pStyle w:val="Heading2"/>
@@ -9705,7 +9705,7 @@
       </w:r>
     </w:p>
     <w:bookmarkEnd w:id="50"/>
-    <w:bookmarkStart w:id="98" w:name="placebo_storm"/>
+    <w:bookmarkStart w:id="51" w:name="placebo_storm"/>
     <w:p>
       <w:pPr>
         <w:pStyle w:val="Heading4"/>
@@ -9797,8 +9797,20 @@
         <w:t xml:space="preserve">  - Commuter traffic congestion: severe</w:t>
       </w:r>
     </w:p>
-    <w:bookmarkStart w:id="97" w:name="refs"/>
-    <w:bookmarkStart w:id="51" w:name="ref-bis2024"/>
+    <w:bookmarkEnd w:id="51"/>
+    <w:bookmarkEnd w:id="52"/>
+    <w:bookmarkEnd w:id="53"/>
+    <w:bookmarkStart w:id="101" w:name="bibliography"/>
+    <w:p>
+      <w:pPr>
+        <w:pStyle w:val="Heading1"/>
+      </w:pPr>
+      <w:r>
+        <w:t xml:space="preserve">References</w:t>
+      </w:r>
+    </w:p>
+    <w:bookmarkStart w:id="100" w:name="refs"/>
+    <w:bookmarkStart w:id="54" w:name="ref-bis2024"/>
     <w:p>
       <w:pPr>
         <w:pStyle w:val="Bibliography"/>
@@ -9848,8 +9860,8 @@
         <w:t xml:space="preserve">. BIS Working Paper No. 1194. Bank for International Settlements.</w:t>
       </w:r>
     </w:p>
-    <w:bookmarkEnd w:id="51"/>
-    <w:bookmarkStart w:id="53" w:name="ref-ali2025"/>
+    <w:bookmarkEnd w:id="54"/>
+    <w:bookmarkStart w:id="56" w:name="ref-ali2025"/>
     <w:p>
       <w:pPr>
         <w:pStyle w:val="Bibliography"/>
@@ -9894,7 +9906,7 @@
       <w:r>
         <w:t xml:space="preserve"> </w:t>
       </w:r>
-      <w:hyperlink r:id="rId52">
+      <w:hyperlink r:id="rId55">
         <w:r>
           <w:rPr>
             <w:rStyle w:val="Hyperlink"/>
@@ -9906,8 +9918,8 @@
         <w:t xml:space="preserve">.</w:t>
       </w:r>
     </w:p>
-    <w:bookmarkEnd w:id="53"/>
-    <w:bookmarkStart w:id="55" w:name="ref-altman1968"/>
+    <w:bookmarkEnd w:id="56"/>
+    <w:bookmarkStart w:id="58" w:name="ref-altman1968"/>
     <w:p>
       <w:pPr>
         <w:pStyle w:val="Bibliography"/>
@@ -9940,7 +9952,7 @@
       <w:r>
         <w:t xml:space="preserve"> </w:t>
       </w:r>
-      <w:hyperlink r:id="rId54">
+      <w:hyperlink r:id="rId57">
         <w:r>
           <w:rPr>
             <w:rStyle w:val="Hyperlink"/>
@@ -9952,8 +9964,8 @@
         <w:t xml:space="preserve">.</w:t>
       </w:r>
     </w:p>
-    <w:bookmarkEnd w:id="55"/>
-    <w:bookmarkStart w:id="57" w:name="ref-amato2004"/>
+    <w:bookmarkEnd w:id="58"/>
+    <w:bookmarkStart w:id="60" w:name="ref-amato2004"/>
     <w:p>
       <w:pPr>
         <w:pStyle w:val="Bibliography"/>
@@ -9986,7 +9998,7 @@
       <w:r>
         <w:t xml:space="preserve"> </w:t>
       </w:r>
-      <w:hyperlink r:id="rId56">
+      <w:hyperlink r:id="rId59">
         <w:r>
           <w:rPr>
             <w:rStyle w:val="Hyperlink"/>
@@ -9998,8 +10010,8 @@
         <w:t xml:space="preserve">.</w:t>
       </w:r>
     </w:p>
-    <w:bookmarkEnd w:id="57"/>
-    <w:bookmarkStart w:id="58" w:name="ref-bcbs_cre31"/>
+    <w:bookmarkEnd w:id="60"/>
+    <w:bookmarkStart w:id="61" w:name="ref-bcbs_cre31"/>
     <w:p>
       <w:pPr>
         <w:pStyle w:val="Bibliography"/>
@@ -10056,8 +10068,8 @@
         <w:t xml:space="preserve">. Basel Framework, Bank for International Settlements.</w:t>
       </w:r>
     </w:p>
-    <w:bookmarkEnd w:id="58"/>
-    <w:bookmarkStart w:id="59" w:name="ref-bcbs_cre32"/>
+    <w:bookmarkEnd w:id="61"/>
+    <w:bookmarkStart w:id="62" w:name="ref-bcbs_cre32"/>
     <w:p>
       <w:pPr>
         <w:pStyle w:val="Bibliography"/>
@@ -10114,8 +10126,8 @@
         <w:t xml:space="preserve">. Basel Framework, Bank for International Settlements.</w:t>
       </w:r>
     </w:p>
-    <w:bookmarkEnd w:id="59"/>
-    <w:bookmarkStart w:id="61" w:name="ref-binz2023"/>
+    <w:bookmarkEnd w:id="62"/>
+    <w:bookmarkStart w:id="64" w:name="ref-binz2023"/>
     <w:p>
       <w:pPr>
         <w:pStyle w:val="Bibliography"/>
@@ -10157,7 +10169,7 @@
       <w:r>
         <w:t xml:space="preserve"> </w:t>
       </w:r>
-      <w:hyperlink r:id="rId60">
+      <w:hyperlink r:id="rId63">
         <w:r>
           <w:rPr>
             <w:rStyle w:val="Hyperlink"/>
@@ -10169,8 +10181,8 @@
         <w:t xml:space="preserve">.</w:t>
       </w:r>
     </w:p>
-    <w:bookmarkEnd w:id="61"/>
-    <w:bookmarkStart w:id="62" w:name="ref-bommasani2022"/>
+    <w:bookmarkEnd w:id="64"/>
+    <w:bookmarkStart w:id="65" w:name="ref-bommasani2022"/>
     <w:p>
       <w:pPr>
         <w:pStyle w:val="Bibliography"/>
@@ -10201,8 +10213,8 @@
         <w:t xml:space="preserve">35.</w:t>
       </w:r>
     </w:p>
-    <w:bookmarkEnd w:id="62"/>
-    <w:bookmarkStart w:id="63" w:name="ref-cantor1996"/>
+    <w:bookmarkEnd w:id="65"/>
+    <w:bookmarkStart w:id="66" w:name="ref-cantor1996"/>
     <w:p>
       <w:pPr>
         <w:pStyle w:val="Bibliography"/>
@@ -10233,8 +10245,8 @@
         <w:t xml:space="preserve">2 (2): 37–53.</w:t>
       </w:r>
     </w:p>
-    <w:bookmarkEnd w:id="63"/>
-    <w:bookmarkStart w:id="64" w:name="ref-artifact2026"/>
+    <w:bookmarkEnd w:id="66"/>
+    <w:bookmarkStart w:id="67" w:name="ref-artifact2026"/>
     <w:p>
       <w:pPr>
         <w:pStyle w:val="Bibliography"/>
@@ -10298,8 +10310,8 @@
         <w:t xml:space="preserve">.</w:t>
       </w:r>
     </w:p>
-    <w:bookmarkEnd w:id="64"/>
-    <w:bookmarkStart w:id="65" w:name="ref-fieberg2025"/>
+    <w:bookmarkEnd w:id="67"/>
+    <w:bookmarkStart w:id="68" w:name="ref-fieberg2025"/>
     <w:p>
       <w:pPr>
         <w:pStyle w:val="Bibliography"/>
@@ -10321,8 +10333,8 @@
         <w:t xml:space="preserve">. CESifo Working Paper No. 11666. CESifo.</w:t>
       </w:r>
     </w:p>
-    <w:bookmarkEnd w:id="65"/>
-    <w:bookmarkStart w:id="67" w:name="ref-garcia2026"/>
+    <w:bookmarkEnd w:id="68"/>
+    <w:bookmarkStart w:id="70" w:name="ref-garcia2026"/>
     <w:p>
       <w:pPr>
         <w:pStyle w:val="Bibliography"/>
@@ -10355,7 +10367,7 @@
       <w:r>
         <w:t xml:space="preserve"> </w:t>
       </w:r>
-      <w:hyperlink r:id="rId66">
+      <w:hyperlink r:id="rId69">
         <w:r>
           <w:rPr>
             <w:rStyle w:val="Hyperlink"/>
@@ -10367,8 +10379,8 @@
         <w:t xml:space="preserve">.</w:t>
       </w:r>
     </w:p>
-    <w:bookmarkEnd w:id="67"/>
-    <w:bookmarkStart w:id="69" w:name="ref-giaretta2026"/>
+    <w:bookmarkEnd w:id="70"/>
+    <w:bookmarkStart w:id="72" w:name="ref-giaretta2026"/>
     <w:p>
       <w:pPr>
         <w:pStyle w:val="Bibliography"/>
@@ -10410,7 +10422,7 @@
       <w:r>
         <w:t xml:space="preserve"> </w:t>
       </w:r>
-      <w:hyperlink r:id="rId68">
+      <w:hyperlink r:id="rId71">
         <w:r>
           <w:rPr>
             <w:rStyle w:val="Hyperlink"/>
@@ -10422,8 +10434,8 @@
         <w:t xml:space="preserve">.</w:t>
       </w:r>
     </w:p>
-    <w:bookmarkEnd w:id="69"/>
-    <w:bookmarkStart w:id="71" w:name="ref-gordy2006"/>
+    <w:bookmarkEnd w:id="72"/>
+    <w:bookmarkStart w:id="74" w:name="ref-gordy2006"/>
     <w:p>
       <w:pPr>
         <w:pStyle w:val="Bibliography"/>
@@ -10465,7 +10477,7 @@
       <w:r>
         <w:t xml:space="preserve"> </w:t>
       </w:r>
-      <w:hyperlink r:id="rId70">
+      <w:hyperlink r:id="rId73">
         <w:r>
           <w:rPr>
             <w:rStyle w:val="Hyperlink"/>
@@ -10477,8 +10489,8 @@
         <w:t xml:space="preserve">.</w:t>
       </w:r>
     </w:p>
-    <w:bookmarkEnd w:id="71"/>
-    <w:bookmarkStart w:id="73" w:name="ref-hens2025"/>
+    <w:bookmarkEnd w:id="74"/>
+    <w:bookmarkStart w:id="76" w:name="ref-hens2025"/>
     <w:p>
       <w:pPr>
         <w:pStyle w:val="Bibliography"/>
@@ -10523,7 +10535,7 @@
       <w:r>
         <w:t xml:space="preserve"> </w:t>
       </w:r>
-      <w:hyperlink r:id="rId72">
+      <w:hyperlink r:id="rId75">
         <w:r>
           <w:rPr>
             <w:rStyle w:val="Hyperlink"/>
@@ -10535,8 +10547,8 @@
         <w:t xml:space="preserve">.</w:t>
       </w:r>
     </w:p>
-    <w:bookmarkEnd w:id="73"/>
-    <w:bookmarkStart w:id="75" w:name="ref-horton2023"/>
+    <w:bookmarkEnd w:id="76"/>
+    <w:bookmarkStart w:id="78" w:name="ref-horton2023"/>
     <w:p>
       <w:pPr>
         <w:pStyle w:val="Bibliography"/>
@@ -10560,7 +10572,7 @@
       <w:r>
         <w:t xml:space="preserve"> </w:t>
       </w:r>
-      <w:hyperlink r:id="rId74">
+      <w:hyperlink r:id="rId77">
         <w:r>
           <w:rPr>
             <w:rStyle w:val="Hyperlink"/>
@@ -10572,8 +10584,8 @@
         <w:t xml:space="preserve">.</w:t>
       </w:r>
     </w:p>
-    <w:bookmarkEnd w:id="75"/>
-    <w:bookmarkStart w:id="77" w:name="ref-ito2025"/>
+    <w:bookmarkEnd w:id="78"/>
+    <w:bookmarkStart w:id="80" w:name="ref-ito2025"/>
     <w:p>
       <w:pPr>
         <w:pStyle w:val="Bibliography"/>
@@ -10615,7 +10627,7 @@
       <w:r>
         <w:t xml:space="preserve"> </w:t>
       </w:r>
-      <w:hyperlink r:id="rId76">
+      <w:hyperlink r:id="rId79">
         <w:r>
           <w:rPr>
             <w:rStyle w:val="Hyperlink"/>
@@ -10627,8 +10639,8 @@
         <w:t xml:space="preserve">.</w:t>
       </w:r>
     </w:p>
-    <w:bookmarkEnd w:id="77"/>
-    <w:bookmarkStart w:id="79" w:name="ref-kadavath2022"/>
+    <w:bookmarkEnd w:id="80"/>
+    <w:bookmarkStart w:id="82" w:name="ref-kadavath2022"/>
     <w:p>
       <w:pPr>
         <w:pStyle w:val="Bibliography"/>
@@ -10655,7 +10667,7 @@
       <w:r>
         <w:t xml:space="preserve"> </w:t>
       </w:r>
-      <w:hyperlink r:id="rId78">
+      <w:hyperlink r:id="rId81">
         <w:r>
           <w:rPr>
             <w:rStyle w:val="Hyperlink"/>
@@ -10667,8 +10679,8 @@
         <w:t xml:space="preserve">.</w:t>
       </w:r>
     </w:p>
-    <w:bookmarkEnd w:id="79"/>
-    <w:bookmarkStart w:id="80" w:name="ref-kashyap2004"/>
+    <w:bookmarkEnd w:id="82"/>
+    <w:bookmarkStart w:id="83" w:name="ref-kashyap2004"/>
     <w:p>
       <w:pPr>
         <w:pStyle w:val="Bibliography"/>
@@ -10711,8 +10723,8 @@
         <w:t xml:space="preserve">28 (1): 18–31.</w:t>
       </w:r>
     </w:p>
-    <w:bookmarkEnd w:id="80"/>
-    <w:bookmarkStart w:id="82" w:name="ref-kim2024"/>
+    <w:bookmarkEnd w:id="83"/>
+    <w:bookmarkStart w:id="85" w:name="ref-kim2024"/>
     <w:p>
       <w:pPr>
         <w:pStyle w:val="Bibliography"/>
@@ -10736,7 +10748,7 @@
       <w:r>
         <w:t xml:space="preserve"> </w:t>
       </w:r>
-      <w:hyperlink r:id="rId81">
+      <w:hyperlink r:id="rId84">
         <w:r>
           <w:rPr>
             <w:rStyle w:val="Hyperlink"/>
@@ -10748,8 +10760,8 @@
         <w:t xml:space="preserve">.</w:t>
       </w:r>
     </w:p>
-    <w:bookmarkEnd w:id="82"/>
-    <w:bookmarkStart w:id="84" w:name="ref-loffler2004"/>
+    <w:bookmarkEnd w:id="85"/>
+    <w:bookmarkStart w:id="87" w:name="ref-loffler2004"/>
     <w:p>
       <w:pPr>
         <w:pStyle w:val="Bibliography"/>
@@ -10782,7 +10794,7 @@
       <w:r>
         <w:t xml:space="preserve"> </w:t>
       </w:r>
-      <w:hyperlink r:id="rId83">
+      <w:hyperlink r:id="rId86">
         <w:r>
           <w:rPr>
             <w:rStyle w:val="Hyperlink"/>
@@ -10794,8 +10806,8 @@
         <w:t xml:space="preserve">.</w:t>
       </w:r>
     </w:p>
-    <w:bookmarkEnd w:id="84"/>
-    <w:bookmarkStart w:id="86" w:name="ref-loffler2013"/>
+    <w:bookmarkEnd w:id="87"/>
+    <w:bookmarkStart w:id="89" w:name="ref-loffler2013"/>
     <w:p>
       <w:pPr>
         <w:pStyle w:val="Bibliography"/>
@@ -10828,7 +10840,7 @@
       <w:r>
         <w:t xml:space="preserve"> </w:t>
       </w:r>
-      <w:hyperlink r:id="rId85">
+      <w:hyperlink r:id="rId88">
         <w:r>
           <w:rPr>
             <w:rStyle w:val="Hyperlink"/>
@@ -10840,8 +10852,8 @@
         <w:t xml:space="preserve">.</w:t>
       </w:r>
     </w:p>
-    <w:bookmarkEnd w:id="86"/>
-    <w:bookmarkStart w:id="88" w:name="ref-lopezlira2023"/>
+    <w:bookmarkEnd w:id="89"/>
+    <w:bookmarkStart w:id="91" w:name="ref-lopezlira2023"/>
     <w:p>
       <w:pPr>
         <w:pStyle w:val="Bibliography"/>
@@ -10921,7 +10933,7 @@
       <w:r>
         <w:t xml:space="preserve"> </w:t>
       </w:r>
-      <w:hyperlink r:id="rId87">
+      <w:hyperlink r:id="rId90">
         <w:r>
           <w:rPr>
             <w:rStyle w:val="Hyperlink"/>
@@ -10933,8 +10945,8 @@
         <w:t xml:space="preserve">.</w:t>
       </w:r>
     </w:p>
-    <w:bookmarkEnd w:id="88"/>
-    <w:bookmarkStart w:id="89" w:name="ref-moodys2026a"/>
+    <w:bookmarkEnd w:id="91"/>
+    <w:bookmarkStart w:id="92" w:name="ref-moodys2026a"/>
     <w:p>
       <w:pPr>
         <w:pStyle w:val="Bibliography"/>
@@ -11005,8 +11017,8 @@
         <w:t xml:space="preserve">. Moody’s.</w:t>
       </w:r>
     </w:p>
-    <w:bookmarkEnd w:id="89"/>
-    <w:bookmarkStart w:id="90" w:name="ref-moodys2026b"/>
+    <w:bookmarkEnd w:id="92"/>
+    <w:bookmarkStart w:id="93" w:name="ref-moodys2026b"/>
     <w:p>
       <w:pPr>
         <w:pStyle w:val="Bibliography"/>
@@ -11112,8 +11124,8 @@
         <w:t xml:space="preserve">. Moody’s.</w:t>
       </w:r>
     </w:p>
-    <w:bookmarkEnd w:id="90"/>
-    <w:bookmarkStart w:id="91" w:name="ref-spglobal2026"/>
+    <w:bookmarkEnd w:id="93"/>
+    <w:bookmarkStart w:id="94" w:name="ref-spglobal2026"/>
     <w:p>
       <w:pPr>
         <w:pStyle w:val="Bibliography"/>
@@ -11240,8 +11252,8 @@
         <w:t xml:space="preserve">. S&amp;P Global.</w:t>
       </w:r>
     </w:p>
-    <w:bookmarkEnd w:id="91"/>
-    <w:bookmarkStart w:id="92" w:name="ref-spratings2025"/>
+    <w:bookmarkEnd w:id="94"/>
+    <w:bookmarkStart w:id="95" w:name="ref-spratings2025"/>
     <w:p>
       <w:pPr>
         <w:pStyle w:val="Bibliography"/>
@@ -11417,8 +11429,8 @@
         <w:t xml:space="preserve">. S&amp;P Global Ratings.</w:t>
       </w:r>
     </w:p>
-    <w:bookmarkEnd w:id="92"/>
-    <w:bookmarkStart w:id="94" w:name="ref-tversky1974"/>
+    <w:bookmarkEnd w:id="95"/>
+    <w:bookmarkStart w:id="97" w:name="ref-tversky1974"/>
     <w:p>
       <w:pPr>
         <w:pStyle w:val="Bibliography"/>
@@ -11451,7 +11463,7 @@
       <w:r>
         <w:t xml:space="preserve"> </w:t>
       </w:r>
-      <w:hyperlink r:id="rId93">
+      <w:hyperlink r:id="rId96">
         <w:r>
           <w:rPr>
             <w:rStyle w:val="Hyperlink"/>
@@ -11463,8 +11475,8 @@
         <w:t xml:space="preserve">.</w:t>
       </w:r>
     </w:p>
-    <w:bookmarkEnd w:id="94"/>
-    <w:bookmarkStart w:id="96" w:name="ref-tversky1981"/>
+    <w:bookmarkEnd w:id="97"/>
+    <w:bookmarkStart w:id="99" w:name="ref-tversky1981"/>
     <w:p>
       <w:pPr>
         <w:pStyle w:val="Bibliography"/>
@@ -11497,7 +11509,7 @@
       <w:r>
         <w:t xml:space="preserve"> </w:t>
       </w:r>
-      <w:hyperlink r:id="rId95">
+      <w:hyperlink r:id="rId98">
         <w:r>
           <w:rPr>
             <w:rStyle w:val="Hyperlink"/>
@@ -11509,11 +11521,9 @@
         <w:t xml:space="preserve">.</w:t>
       </w:r>
     </w:p>
-    <w:bookmarkEnd w:id="96"/>
-    <w:bookmarkEnd w:id="97"/>
-    <w:bookmarkEnd w:id="98"/>
     <w:bookmarkEnd w:id="99"/>
     <w:bookmarkEnd w:id="100"/>
+    <w:bookmarkEnd w:id="101"/>
     <w:sectPr>
       <w:footnotePr>
         <w:numRestart w:val="eachSect"/>
